--- a/Clase 13.docx
+++ b/Clase 13.docx
@@ -681,21 +681,7 @@
         <w:rPr>
           <w:lang w:val="es-MX"/>
         </w:rPr>
-        <w:t xml:space="preserve">  </w:t>
-      </w:r>
-      <w:proofErr w:type="gramStart"/>
-      <w:r>
-        <w:rPr>
-          <w:lang w:val="es-MX"/>
-        </w:rPr>
-        <w:t>que</w:t>
-      </w:r>
-      <w:proofErr w:type="gramEnd"/>
-      <w:r>
-        <w:rPr>
-          <w:lang w:val="es-MX"/>
-        </w:rPr>
-        <w:t xml:space="preserve"> tu proyecto depende de Express para poder ejecutarse.</w:t>
+        <w:t xml:space="preserve">  que tu proyecto depende de Express para poder ejecutarse.</w:t>
       </w:r>
     </w:p>
     <w:p>
@@ -853,7 +839,6 @@
         </w:rPr>
       </w:pPr>
       <w:proofErr w:type="spellStart"/>
-      <w:proofErr w:type="gramStart"/>
       <w:r>
         <w:rPr>
           <w:lang w:val="es-MX"/>
@@ -867,7 +852,6 @@
         <w:t>t</w:t>
       </w:r>
       <w:proofErr w:type="spellEnd"/>
-      <w:proofErr w:type="gramEnd"/>
       <w:r>
         <w:rPr>
           <w:lang w:val="es-MX"/>
@@ -951,7 +935,6 @@
         </w:rPr>
       </w:pPr>
       <w:proofErr w:type="spellStart"/>
-      <w:proofErr w:type="gramStart"/>
       <w:r>
         <w:rPr>
           <w:lang w:val="es-MX"/>
@@ -959,7 +942,6 @@
         <w:t>const</w:t>
       </w:r>
       <w:proofErr w:type="spellEnd"/>
-      <w:proofErr w:type="gramEnd"/>
       <w:r>
         <w:rPr>
           <w:lang w:val="es-MX"/>
@@ -1015,7 +997,6 @@
         </w:rPr>
       </w:pPr>
       <w:proofErr w:type="spellStart"/>
-      <w:proofErr w:type="gramStart"/>
       <w:r>
         <w:rPr>
           <w:lang w:val="es-MX"/>
@@ -1023,7 +1004,6 @@
         <w:t>const</w:t>
       </w:r>
       <w:proofErr w:type="spellEnd"/>
-      <w:proofErr w:type="gramEnd"/>
       <w:r>
         <w:rPr>
           <w:lang w:val="es-MX"/>
@@ -1078,19 +1058,11 @@
           <w:lang w:val="es-MX"/>
         </w:rPr>
       </w:pPr>
-      <w:proofErr w:type="gramStart"/>
-      <w:r>
-        <w:rPr>
-          <w:lang w:val="es-MX"/>
-        </w:rPr>
-        <w:t>app.get(</w:t>
-      </w:r>
-      <w:proofErr w:type="gramEnd"/>
-      <w:r>
-        <w:rPr>
-          <w:lang w:val="es-MX"/>
-        </w:rPr>
-        <w:t>'/', (</w:t>
+      <w:r>
+        <w:rPr>
+          <w:lang w:val="es-MX"/>
+        </w:rPr>
+        <w:t>app.get('/', (</w:t>
       </w:r>
       <w:proofErr w:type="spellStart"/>
       <w:r>
@@ -1161,7 +1133,6 @@
         <w:t xml:space="preserve">  </w:t>
       </w:r>
       <w:proofErr w:type="spellStart"/>
-      <w:proofErr w:type="gramStart"/>
       <w:r>
         <w:rPr>
           <w:lang w:val="es-MX"/>
@@ -1173,107 +1144,98 @@
         <w:rPr>
           <w:lang w:val="es-MX"/>
         </w:rPr>
+        <w:t>('</w:t>
+      </w:r>
+      <w:proofErr w:type="spellStart"/>
+      <w:r>
+        <w:rPr>
+          <w:lang w:val="es-MX"/>
+        </w:rPr>
+        <w:t>Hello</w:t>
+      </w:r>
+      <w:proofErr w:type="spellEnd"/>
+      <w:r>
+        <w:rPr>
+          <w:lang w:val="es-MX"/>
+        </w:rPr>
+        <w:t xml:space="preserve"> </w:t>
+      </w:r>
+      <w:proofErr w:type="spellStart"/>
+      <w:r>
+        <w:rPr>
+          <w:lang w:val="es-MX"/>
+        </w:rPr>
+        <w:t>World</w:t>
+      </w:r>
+      <w:proofErr w:type="spellEnd"/>
+      <w:r>
+        <w:rPr>
+          <w:lang w:val="es-MX"/>
+        </w:rPr>
+        <w:t>!')</w:t>
+      </w:r>
+    </w:p>
+    <w:p>
+      <w:pPr>
+        <w:rPr>
+          <w:lang w:val="es-MX"/>
+        </w:rPr>
+      </w:pPr>
+      <w:r>
+        <w:rPr>
+          <w:lang w:val="es-MX"/>
+        </w:rPr>
+        <w:t>})</w:t>
+      </w:r>
+    </w:p>
+    <w:p>
+      <w:pPr>
+        <w:rPr>
+          <w:lang w:val="es-MX"/>
+        </w:rPr>
+      </w:pPr>
+      <w:r>
+        <w:rPr>
+          <w:lang w:val="es-MX"/>
+        </w:rPr>
+        <w:t xml:space="preserve">// Pone a funcionar el servidor en el puerto especificado (3000). Al arrancar con éxito, ejecuta una función </w:t>
+      </w:r>
+      <w:proofErr w:type="spellStart"/>
+      <w:r>
+        <w:rPr>
+          <w:lang w:val="es-MX"/>
+        </w:rPr>
+        <w:t>callback</w:t>
+      </w:r>
+      <w:proofErr w:type="spellEnd"/>
+      <w:r>
+        <w:rPr>
+          <w:lang w:val="es-MX"/>
+        </w:rPr>
+        <w:t>.</w:t>
+      </w:r>
+    </w:p>
+    <w:p>
+      <w:pPr>
+        <w:rPr>
+          <w:lang w:val="es-MX"/>
+        </w:rPr>
+      </w:pPr>
+      <w:proofErr w:type="spellStart"/>
+      <w:r>
+        <w:rPr>
+          <w:lang w:val="es-MX"/>
+        </w:rPr>
+        <w:t>app.listen</w:t>
+      </w:r>
+      <w:proofErr w:type="spellEnd"/>
+      <w:r>
+        <w:rPr>
+          <w:lang w:val="es-MX"/>
+        </w:rPr>
         <w:t>(</w:t>
       </w:r>
-      <w:proofErr w:type="gramEnd"/>
-      <w:r>
-        <w:rPr>
-          <w:lang w:val="es-MX"/>
-        </w:rPr>
-        <w:t>'</w:t>
-      </w:r>
-      <w:proofErr w:type="spellStart"/>
-      <w:r>
-        <w:rPr>
-          <w:lang w:val="es-MX"/>
-        </w:rPr>
-        <w:t>Hello</w:t>
-      </w:r>
-      <w:proofErr w:type="spellEnd"/>
-      <w:r>
-        <w:rPr>
-          <w:lang w:val="es-MX"/>
-        </w:rPr>
-        <w:t xml:space="preserve"> </w:t>
-      </w:r>
-      <w:proofErr w:type="spellStart"/>
-      <w:r>
-        <w:rPr>
-          <w:lang w:val="es-MX"/>
-        </w:rPr>
-        <w:t>World</w:t>
-      </w:r>
-      <w:proofErr w:type="spellEnd"/>
-      <w:r>
-        <w:rPr>
-          <w:lang w:val="es-MX"/>
-        </w:rPr>
-        <w:t>!')</w:t>
-      </w:r>
-    </w:p>
-    <w:p>
-      <w:pPr>
-        <w:rPr>
-          <w:lang w:val="es-MX"/>
-        </w:rPr>
-      </w:pPr>
-      <w:r>
-        <w:rPr>
-          <w:lang w:val="es-MX"/>
-        </w:rPr>
-        <w:t>})</w:t>
-      </w:r>
-    </w:p>
-    <w:p>
-      <w:pPr>
-        <w:rPr>
-          <w:lang w:val="es-MX"/>
-        </w:rPr>
-      </w:pPr>
-      <w:r>
-        <w:rPr>
-          <w:lang w:val="es-MX"/>
-        </w:rPr>
-        <w:t xml:space="preserve">// Pone a funcionar el servidor en el puerto especificado (3000). Al arrancar con éxito, ejecuta una función </w:t>
-      </w:r>
-      <w:proofErr w:type="spellStart"/>
-      <w:r>
-        <w:rPr>
-          <w:lang w:val="es-MX"/>
-        </w:rPr>
-        <w:t>callback</w:t>
-      </w:r>
-      <w:proofErr w:type="spellEnd"/>
-      <w:r>
-        <w:rPr>
-          <w:lang w:val="es-MX"/>
-        </w:rPr>
-        <w:t>.</w:t>
-      </w:r>
-    </w:p>
-    <w:p>
-      <w:pPr>
-        <w:rPr>
-          <w:lang w:val="es-MX"/>
-        </w:rPr>
-      </w:pPr>
-      <w:proofErr w:type="spellStart"/>
-      <w:proofErr w:type="gramStart"/>
-      <w:r>
-        <w:rPr>
-          <w:lang w:val="es-MX"/>
-        </w:rPr>
-        <w:t>app.listen</w:t>
-      </w:r>
-      <w:proofErr w:type="spellEnd"/>
-      <w:r>
-        <w:rPr>
-          <w:lang w:val="es-MX"/>
-        </w:rPr>
-        <w:t>(</w:t>
-      </w:r>
-      <w:proofErr w:type="spellStart"/>
-      <w:proofErr w:type="gramEnd"/>
+      <w:proofErr w:type="spellStart"/>
       <w:r>
         <w:rPr>
           <w:lang w:val="es-MX"/>
@@ -1325,21 +1287,7 @@
         <w:rPr>
           <w:lang w:val="es-MX"/>
         </w:rPr>
-        <w:t xml:space="preserve">  </w:t>
-      </w:r>
-      <w:proofErr w:type="gramStart"/>
-      <w:r>
-        <w:rPr>
-          <w:lang w:val="es-MX"/>
-        </w:rPr>
-        <w:t>console.log(</w:t>
-      </w:r>
-      <w:proofErr w:type="gramEnd"/>
-      <w:r>
-        <w:rPr>
-          <w:lang w:val="es-MX"/>
-        </w:rPr>
-        <w:t>`</w:t>
+        <w:t xml:space="preserve">  console.log(`</w:t>
       </w:r>
       <w:proofErr w:type="spellStart"/>
       <w:r>
@@ -1629,294 +1577,221 @@
           <w:bCs/>
         </w:rPr>
       </w:pPr>
-      <w:proofErr w:type="gramStart"/>
       <w:r>
         <w:rPr>
           <w:b/>
           <w:bCs/>
         </w:rPr>
-        <w:t>Paso</w:t>
-      </w:r>
-      <w:proofErr w:type="gramEnd"/>
+        <w:t xml:space="preserve">Paso 2: Pon tus archivos dentro de </w:t>
+      </w:r>
+      <w:proofErr w:type="spellStart"/>
       <w:r>
         <w:rPr>
           <w:b/>
           <w:bCs/>
         </w:rPr>
-        <w:t xml:space="preserve"> 2: Pon tus archivos dentro de </w:t>
-      </w:r>
-      <w:proofErr w:type="spellStart"/>
+        <w:t>public</w:t>
+      </w:r>
+      <w:proofErr w:type="spellEnd"/>
+    </w:p>
+    <w:p>
+      <w:r>
+        <w:t xml:space="preserve">Dentro de esa nueva carpeta, crea un archivo llamado </w:t>
+      </w:r>
       <w:r>
         <w:rPr>
           <w:b/>
           <w:bCs/>
         </w:rPr>
+        <w:t>index.html</w:t>
+      </w:r>
+      <w:r>
+        <w:t xml:space="preserve"> y añade algo de código básico:</w:t>
+      </w:r>
+    </w:p>
+    <w:p>
+      <w:proofErr w:type="spellStart"/>
+      <w:r>
+        <w:t>html</w:t>
+      </w:r>
+      <w:proofErr w:type="spellEnd"/>
+    </w:p>
+    <w:p>
+      <w:r>
+        <w:t xml:space="preserve">&lt;!DOCTYPE </w:t>
+      </w:r>
+      <w:proofErr w:type="spellStart"/>
+      <w:r>
+        <w:t>html</w:t>
+      </w:r>
+      <w:proofErr w:type="spellEnd"/>
+      <w:r>
+        <w:t>&gt;</w:t>
+      </w:r>
+    </w:p>
+    <w:p>
+      <w:r>
+        <w:t>&lt;</w:t>
+      </w:r>
+      <w:proofErr w:type="spellStart"/>
+      <w:r>
+        <w:t>html</w:t>
+      </w:r>
+      <w:proofErr w:type="spellEnd"/>
+      <w:r>
+        <w:t xml:space="preserve"> </w:t>
+      </w:r>
+      <w:proofErr w:type="spellStart"/>
+      <w:r>
+        <w:t>lang</w:t>
+      </w:r>
+      <w:proofErr w:type="spellEnd"/>
+      <w:r>
+        <w:t>="es"&gt;</w:t>
+      </w:r>
+    </w:p>
+    <w:p>
+      <w:r>
+        <w:t>&lt;head&gt;</w:t>
+      </w:r>
+    </w:p>
+    <w:p>
+      <w:r>
+        <w:t xml:space="preserve">    &lt;meta </w:t>
+      </w:r>
+      <w:proofErr w:type="spellStart"/>
+      <w:r>
+        <w:t>charset</w:t>
+      </w:r>
+      <w:proofErr w:type="spellEnd"/>
+      <w:r>
+        <w:t>="UTF-8"&gt;</w:t>
+      </w:r>
+    </w:p>
+    <w:p>
+      <w:r>
+        <w:t xml:space="preserve">    &lt;</w:t>
+      </w:r>
+      <w:proofErr w:type="spellStart"/>
+      <w:r>
+        <w:t>title</w:t>
+      </w:r>
+      <w:proofErr w:type="spellEnd"/>
+      <w:r>
+        <w:t>&gt;Mi Sitio Web con Express&lt;/</w:t>
+      </w:r>
+      <w:proofErr w:type="spellStart"/>
+      <w:r>
+        <w:t>title</w:t>
+      </w:r>
+      <w:proofErr w:type="spellEnd"/>
+      <w:r>
+        <w:t>&gt;</w:t>
+      </w:r>
+    </w:p>
+    <w:p>
+      <w:r>
+        <w:t>&lt;/head&gt;</w:t>
+      </w:r>
+    </w:p>
+    <w:p>
+      <w:r>
+        <w:t>&lt;</w:t>
+      </w:r>
+      <w:proofErr w:type="spellStart"/>
+      <w:r>
+        <w:t>body</w:t>
+      </w:r>
+      <w:proofErr w:type="spellEnd"/>
+      <w:r>
+        <w:t>&gt;</w:t>
+      </w:r>
+    </w:p>
+    <w:p>
+      <w:r>
+        <w:t xml:space="preserve">    &lt;h1&gt;¡Hola desde mi archivo HTML estático!&lt;/h1&gt;</w:t>
+      </w:r>
+    </w:p>
+    <w:p>
+      <w:r>
+        <w:t xml:space="preserve">    &lt;p&gt;Este archivo se está sirviendo automáticamente desde la carpeta </w:t>
+      </w:r>
+      <w:proofErr w:type="spellStart"/>
+      <w:r>
         <w:t>public</w:t>
       </w:r>
       <w:proofErr w:type="spellEnd"/>
-    </w:p>
-    <w:p>
-      <w:r>
-        <w:t xml:space="preserve">Dentro de esa nueva carpeta, crea un archivo llamado </w:t>
-      </w:r>
-      <w:r>
+      <w:r>
+        <w:t>.&lt;/p&gt;</w:t>
+      </w:r>
+    </w:p>
+    <w:p>
+      <w:r>
+        <w:t>&lt;/</w:t>
+      </w:r>
+      <w:proofErr w:type="spellStart"/>
+      <w:r>
+        <w:t>body</w:t>
+      </w:r>
+      <w:proofErr w:type="spellEnd"/>
+      <w:r>
+        <w:t>&gt;</w:t>
+      </w:r>
+    </w:p>
+    <w:p>
+      <w:r>
+        <w:t>&lt;/</w:t>
+      </w:r>
+      <w:proofErr w:type="spellStart"/>
+      <w:r>
+        <w:t>html</w:t>
+      </w:r>
+      <w:proofErr w:type="spellEnd"/>
+      <w:r>
+        <w:t>&gt;</w:t>
+      </w:r>
+    </w:p>
+    <w:p>
+      <w:r>
+        <w:t>Usa el código con precaución.</w:t>
+      </w:r>
+    </w:p>
+    <w:p>
+      <w:pPr>
         <w:rPr>
           <w:b/>
           <w:bCs/>
         </w:rPr>
-        <w:t>index.html</w:t>
-      </w:r>
-      <w:r>
-        <w:t xml:space="preserve"> y añade algo de código básico:</w:t>
-      </w:r>
-    </w:p>
-    <w:p>
-      <w:proofErr w:type="spellStart"/>
-      <w:proofErr w:type="gramStart"/>
-      <w:r>
-        <w:t>html</w:t>
-      </w:r>
-      <w:proofErr w:type="spellEnd"/>
-      <w:proofErr w:type="gramEnd"/>
-    </w:p>
-    <w:p>
-      <w:proofErr w:type="gramStart"/>
-      <w:r>
-        <w:t>&lt;!DOCTYPE</w:t>
-      </w:r>
-      <w:proofErr w:type="gramEnd"/>
-      <w:r>
-        <w:t xml:space="preserve"> </w:t>
-      </w:r>
-      <w:proofErr w:type="spellStart"/>
-      <w:r>
-        <w:t>html</w:t>
-      </w:r>
-      <w:proofErr w:type="spellEnd"/>
-      <w:r>
-        <w:t>&gt;</w:t>
-      </w:r>
-    </w:p>
-    <w:p>
-      <w:r>
-        <w:t>&lt;</w:t>
-      </w:r>
-      <w:proofErr w:type="spellStart"/>
-      <w:r>
-        <w:t>html</w:t>
-      </w:r>
-      <w:proofErr w:type="spellEnd"/>
-      <w:r>
-        <w:t xml:space="preserve"> </w:t>
-      </w:r>
-      <w:proofErr w:type="spellStart"/>
-      <w:r>
-        <w:t>lang</w:t>
-      </w:r>
-      <w:proofErr w:type="spellEnd"/>
-      <w:r>
-        <w:t>="es"&gt;</w:t>
-      </w:r>
-    </w:p>
-    <w:p>
-      <w:r>
-        <w:t>&lt;</w:t>
-      </w:r>
-      <w:proofErr w:type="gramStart"/>
-      <w:r>
-        <w:t>head</w:t>
-      </w:r>
-      <w:proofErr w:type="gramEnd"/>
-      <w:r>
-        <w:t>&gt;</w:t>
-      </w:r>
-    </w:p>
-    <w:p>
-      <w:r>
-        <w:t xml:space="preserve">    &lt;meta </w:t>
-      </w:r>
-      <w:proofErr w:type="spellStart"/>
-      <w:r>
-        <w:t>charset</w:t>
-      </w:r>
-      <w:proofErr w:type="spellEnd"/>
-      <w:r>
-        <w:t>="UTF-8"&gt;</w:t>
-      </w:r>
-    </w:p>
-    <w:p>
-      <w:r>
-        <w:t xml:space="preserve">    &lt;</w:t>
-      </w:r>
-      <w:proofErr w:type="spellStart"/>
-      <w:proofErr w:type="gramStart"/>
-      <w:r>
-        <w:t>title</w:t>
-      </w:r>
-      <w:proofErr w:type="spellEnd"/>
-      <w:r>
-        <w:t>&gt;</w:t>
-      </w:r>
-      <w:proofErr w:type="gramEnd"/>
-      <w:r>
-        <w:t>Mi Sitio Web con Express&lt;/</w:t>
-      </w:r>
-      <w:proofErr w:type="spellStart"/>
-      <w:r>
-        <w:t>title</w:t>
-      </w:r>
-      <w:proofErr w:type="spellEnd"/>
-      <w:r>
-        <w:t>&gt;</w:t>
-      </w:r>
-    </w:p>
-    <w:p>
-      <w:r>
-        <w:t>&lt;/</w:t>
-      </w:r>
-      <w:proofErr w:type="gramStart"/>
-      <w:r>
-        <w:t>head</w:t>
-      </w:r>
-      <w:proofErr w:type="gramEnd"/>
-      <w:r>
-        <w:t>&gt;</w:t>
-      </w:r>
-    </w:p>
-    <w:p>
-      <w:r>
-        <w:t>&lt;</w:t>
-      </w:r>
-      <w:proofErr w:type="spellStart"/>
-      <w:proofErr w:type="gramStart"/>
-      <w:r>
-        <w:t>body</w:t>
-      </w:r>
-      <w:proofErr w:type="spellEnd"/>
-      <w:proofErr w:type="gramEnd"/>
-      <w:r>
-        <w:t>&gt;</w:t>
-      </w:r>
-    </w:p>
-    <w:p>
-      <w:r>
-        <w:t xml:space="preserve">    &lt;h1</w:t>
-      </w:r>
-      <w:proofErr w:type="gramStart"/>
-      <w:r>
-        <w:t>&gt;¡</w:t>
-      </w:r>
-      <w:proofErr w:type="gramEnd"/>
-      <w:r>
-        <w:t>Hola desde mi archivo HTML estático!&lt;/h1&gt;</w:t>
-      </w:r>
-    </w:p>
-    <w:p>
-      <w:r>
-        <w:t xml:space="preserve">    &lt;p&gt;Este archivo se está sirviendo automáticamente desde la carpeta </w:t>
-      </w:r>
-      <w:proofErr w:type="spellStart"/>
-      <w:r>
-        <w:t>public</w:t>
-      </w:r>
-      <w:proofErr w:type="spellEnd"/>
-      <w:proofErr w:type="gramStart"/>
-      <w:r>
-        <w:t>.&lt;</w:t>
-      </w:r>
-      <w:proofErr w:type="gramEnd"/>
-      <w:r>
-        <w:t>/p&gt;</w:t>
-      </w:r>
-    </w:p>
-    <w:p>
-      <w:r>
-        <w:t>&lt;/</w:t>
-      </w:r>
-      <w:proofErr w:type="spellStart"/>
-      <w:proofErr w:type="gramStart"/>
-      <w:r>
-        <w:t>body</w:t>
-      </w:r>
-      <w:proofErr w:type="spellEnd"/>
-      <w:proofErr w:type="gramEnd"/>
-      <w:r>
-        <w:t>&gt;</w:t>
-      </w:r>
-    </w:p>
-    <w:p>
-      <w:r>
-        <w:t>&lt;/</w:t>
-      </w:r>
-      <w:proofErr w:type="spellStart"/>
-      <w:proofErr w:type="gramStart"/>
-      <w:r>
-        <w:t>html</w:t>
-      </w:r>
-      <w:proofErr w:type="spellEnd"/>
-      <w:proofErr w:type="gramEnd"/>
-      <w:r>
-        <w:t>&gt;</w:t>
-      </w:r>
-    </w:p>
-    <w:p>
-      <w:r>
-        <w:t>Usa el código con precaución.</w:t>
-      </w:r>
-    </w:p>
-    <w:p>
-      <w:pPr>
+      </w:pPr>
+      <w:r>
         <w:rPr>
           <w:b/>
           <w:bCs/>
         </w:rPr>
-      </w:pPr>
-      <w:proofErr w:type="gramStart"/>
+        <w:t>Paso 3: Actualiza tu código en index.js</w:t>
+      </w:r>
+    </w:p>
+    <w:p>
+      <w:r>
+        <w:t xml:space="preserve">Modifica tu archivo principal. Es muy importante que coloques la línea de </w:t>
+      </w:r>
+      <w:proofErr w:type="spellStart"/>
+      <w:r>
+        <w:t>express.static</w:t>
+      </w:r>
+      <w:proofErr w:type="spellEnd"/>
+      <w:r>
+        <w:t xml:space="preserve"> </w:t>
+      </w:r>
       <w:r>
         <w:rPr>
           <w:b/>
           <w:bCs/>
         </w:rPr>
-        <w:t>Paso</w:t>
-      </w:r>
-      <w:proofErr w:type="gramEnd"/>
-      <w:r>
-        <w:rPr>
-          <w:b/>
-          <w:bCs/>
-        </w:rPr>
-        <w:t xml:space="preserve"> 3: Actualiza tu código en index.js</w:t>
-      </w:r>
-    </w:p>
-    <w:p>
-      <w:r>
-        <w:t xml:space="preserve">Modifica tu archivo principal. Es muy importante que coloques la línea de </w:t>
-      </w:r>
-      <w:proofErr w:type="spellStart"/>
-      <w:r>
-        <w:t>express.static</w:t>
-      </w:r>
-      <w:proofErr w:type="spellEnd"/>
-      <w:r>
-        <w:t xml:space="preserve"> </w:t>
-      </w:r>
-      <w:r>
-        <w:rPr>
-          <w:b/>
-          <w:bCs/>
-        </w:rPr>
         <w:t>antes</w:t>
       </w:r>
       <w:r>
-        <w:t xml:space="preserve"> de tus rutas. Además, ya no necesitas la ruta </w:t>
-      </w:r>
-      <w:proofErr w:type="gramStart"/>
-      <w:r>
-        <w:t>app.get(</w:t>
-      </w:r>
-      <w:proofErr w:type="gramEnd"/>
-      <w:r>
-        <w:t>'/') que enviaba el texto "</w:t>
+        <w:t xml:space="preserve"> de tus rutas. Además, ya no necesitas la ruta app.get('/') que enviaba el texto "</w:t>
       </w:r>
       <w:proofErr w:type="spellStart"/>
       <w:r>
@@ -1954,21 +1829,17 @@
     </w:p>
     <w:p>
       <w:proofErr w:type="spellStart"/>
-      <w:proofErr w:type="gramStart"/>
       <w:r>
         <w:t>javascript</w:t>
       </w:r>
       <w:proofErr w:type="spellEnd"/>
-      <w:proofErr w:type="gramEnd"/>
-    </w:p>
-    <w:p>
-      <w:proofErr w:type="spellStart"/>
-      <w:proofErr w:type="gramStart"/>
+    </w:p>
+    <w:p>
+      <w:proofErr w:type="spellStart"/>
       <w:r>
         <w:t>const</w:t>
       </w:r>
       <w:proofErr w:type="spellEnd"/>
-      <w:proofErr w:type="gramEnd"/>
       <w:r>
         <w:t xml:space="preserve"> </w:t>
       </w:r>
@@ -1999,12 +1870,10 @@
     </w:p>
     <w:p>
       <w:proofErr w:type="spellStart"/>
-      <w:proofErr w:type="gramStart"/>
       <w:r>
         <w:t>const</w:t>
       </w:r>
       <w:proofErr w:type="spellEnd"/>
-      <w:proofErr w:type="gramEnd"/>
       <w:r>
         <w:t xml:space="preserve"> </w:t>
       </w:r>
@@ -2027,12 +1896,10 @@
     </w:p>
     <w:p>
       <w:proofErr w:type="spellStart"/>
-      <w:proofErr w:type="gramStart"/>
       <w:r>
         <w:t>const</w:t>
       </w:r>
       <w:proofErr w:type="spellEnd"/>
-      <w:proofErr w:type="gramEnd"/>
       <w:r>
         <w:t xml:space="preserve"> </w:t>
       </w:r>
@@ -2060,12 +1927,10 @@
       </w:r>
     </w:p>
     <w:p>
-      <w:proofErr w:type="gramStart"/>
       <w:r>
         <w:t>app.use(</w:t>
       </w:r>
       <w:proofErr w:type="spellStart"/>
-      <w:proofErr w:type="gramEnd"/>
       <w:r>
         <w:t>express.static</w:t>
       </w:r>
@@ -2090,7 +1955,6 @@
     </w:p>
     <w:p>
       <w:proofErr w:type="spellStart"/>
-      <w:proofErr w:type="gramStart"/>
       <w:r>
         <w:t>app.listen</w:t>
       </w:r>
@@ -2099,7 +1963,6 @@
         <w:t>(</w:t>
       </w:r>
       <w:proofErr w:type="spellStart"/>
-      <w:proofErr w:type="gramEnd"/>
       <w:r>
         <w:t>port</w:t>
       </w:r>
@@ -2110,28 +1973,12 @@
     </w:p>
     <w:p>
       <w:r>
-        <w:t xml:space="preserve">  </w:t>
-      </w:r>
-      <w:proofErr w:type="gramStart"/>
-      <w:r>
-        <w:t>console.log(</w:t>
-      </w:r>
-      <w:proofErr w:type="gramEnd"/>
-      <w:r>
-        <w:t>`Servidor local: http://localhost:${port}`);</w:t>
-      </w:r>
-    </w:p>
-    <w:p>
-      <w:r>
-        <w:t xml:space="preserve">  </w:t>
-      </w:r>
-      <w:proofErr w:type="gramStart"/>
-      <w:r>
-        <w:t>console.log(</w:t>
-      </w:r>
-      <w:proofErr w:type="gramEnd"/>
-      <w:r>
-        <w:t>`Servidor en red local: http:// TU_IP_AQUÍ :${</w:t>
+        <w:t xml:space="preserve">  console.log(`Servidor local: http://localhost:${port}`);</w:t>
+      </w:r>
+    </w:p>
+    <w:p>
+      <w:r>
+        <w:t xml:space="preserve">  console.log(`Servidor en red local: http:// TU_IP_AQUÍ :${</w:t>
       </w:r>
       <w:proofErr w:type="spellStart"/>
       <w:r>
@@ -3050,7 +2897,6 @@
         </w:rPr>
       </w:pPr>
       <w:proofErr w:type="spellStart"/>
-      <w:proofErr w:type="gramStart"/>
       <w:r>
         <w:rPr>
           <w:rFonts w:ascii="Courier New" w:eastAsia="Times New Roman" w:hAnsi="Courier New" w:cs="Courier New"/>
@@ -3060,7 +2906,6 @@
         <w:t>npm</w:t>
       </w:r>
       <w:proofErr w:type="spellEnd"/>
-      <w:proofErr w:type="gramEnd"/>
       <w:r>
         <w:rPr>
           <w:rFonts w:ascii="Courier New" w:eastAsia="Times New Roman" w:hAnsi="Courier New" w:cs="Courier New"/>
@@ -3558,7 +3403,6 @@
         </w:rPr>
       </w:pPr>
       <w:proofErr w:type="spellStart"/>
-      <w:proofErr w:type="gramStart"/>
       <w:r>
         <w:rPr>
           <w:rFonts w:ascii="Courier New" w:eastAsia="Times New Roman" w:hAnsi="Courier New" w:cs="Courier New"/>
@@ -3568,7 +3412,6 @@
         <w:t>npm</w:t>
       </w:r>
       <w:proofErr w:type="spellEnd"/>
-      <w:proofErr w:type="gramEnd"/>
       <w:r>
         <w:rPr>
           <w:rFonts w:ascii="Courier New" w:eastAsia="Times New Roman" w:hAnsi="Courier New" w:cs="Courier New"/>
@@ -4002,21 +3845,7 @@
         <w:rPr>
           <w:rStyle w:val="CdigoHTML"/>
         </w:rPr>
-        <w:t>http</w:t>
-      </w:r>
-      <w:proofErr w:type="gramStart"/>
-      <w:r>
-        <w:rPr>
-          <w:rStyle w:val="CdigoHTML"/>
-        </w:rPr>
-        <w:t>:/</w:t>
-      </w:r>
-      <w:proofErr w:type="gramEnd"/>
-      <w:r>
-        <w:rPr>
-          <w:rStyle w:val="CdigoHTML"/>
-        </w:rPr>
-        <w:t>/localhost:3003/</w:t>
+        <w:t>http://localhost:3003/</w:t>
       </w:r>
       <w:r>
         <w:t>, se ejecutará la función que está adentro.</w:t>
@@ -4119,8 +3948,1098 @@
         <w:rPr>
           <w:lang w:val="es-MX"/>
         </w:rPr>
-        <w:t xml:space="preserve"> src/index.js</w:t>
-      </w:r>
+        <w:t xml:space="preserve"> </w:t>
+      </w:r>
+      <w:proofErr w:type="spellStart"/>
+      <w:r>
+        <w:rPr>
+          <w:lang w:val="es-MX"/>
+        </w:rPr>
+        <w:t>src</w:t>
+      </w:r>
+      <w:proofErr w:type="spellEnd"/>
+      <w:r>
+        <w:rPr>
+          <w:lang w:val="es-MX"/>
+        </w:rPr>
+        <w:t>/index.js</w:t>
+      </w:r>
+    </w:p>
+    <w:p>
+      <w:pPr>
+        <w:rPr>
+          <w:color w:val="00B0F0"/>
+          <w:lang w:val="es-MX"/>
+        </w:rPr>
+      </w:pPr>
+      <w:r>
+        <w:rPr>
+          <w:color w:val="00B0F0"/>
+          <w:lang w:val="es-MX"/>
+        </w:rPr>
+        <w:t>En resumen:</w:t>
+      </w:r>
+    </w:p>
+    <w:p>
+      <w:pPr>
+        <w:pStyle w:val="Prrafodelista"/>
+        <w:numPr>
+          <w:ilvl w:val="0"/>
+          <w:numId w:val="4"/>
+        </w:numPr>
+        <w:rPr>
+          <w:color w:val="00B0F0"/>
+          <w:lang w:val="es-MX"/>
+        </w:rPr>
+      </w:pPr>
+      <w:r>
+        <w:rPr>
+          <w:color w:val="00B0F0"/>
+          <w:lang w:val="es-MX"/>
+        </w:rPr>
+        <w:t>Crear una carpeta para el proyecto</w:t>
+      </w:r>
+    </w:p>
+    <w:p>
+      <w:pPr>
+        <w:pStyle w:val="Prrafodelista"/>
+        <w:numPr>
+          <w:ilvl w:val="0"/>
+          <w:numId w:val="4"/>
+        </w:numPr>
+        <w:rPr>
+          <w:color w:val="00B0F0"/>
+          <w:lang w:val="es-MX"/>
+        </w:rPr>
+      </w:pPr>
+      <w:r>
+        <w:rPr>
+          <w:color w:val="00B0F0"/>
+          <w:lang w:val="es-MX"/>
+        </w:rPr>
+        <w:t>Sobre la terminal de esa carpeta, se debe de ejecutar:</w:t>
+      </w:r>
+    </w:p>
+    <w:p>
+      <w:pPr>
+        <w:pStyle w:val="Prrafodelista"/>
+        <w:rPr>
+          <w:color w:val="000000" w:themeColor="text1"/>
+          <w:lang w:val="es-MX"/>
+        </w:rPr>
+      </w:pPr>
+      <w:proofErr w:type="spellStart"/>
+      <w:r>
+        <w:rPr>
+          <w:color w:val="000000" w:themeColor="text1"/>
+          <w:lang w:val="es-MX"/>
+        </w:rPr>
+        <w:t>npm</w:t>
+      </w:r>
+      <w:proofErr w:type="spellEnd"/>
+      <w:r>
+        <w:rPr>
+          <w:color w:val="000000" w:themeColor="text1"/>
+          <w:lang w:val="es-MX"/>
+        </w:rPr>
+        <w:t xml:space="preserve"> </w:t>
+      </w:r>
+      <w:proofErr w:type="spellStart"/>
+      <w:r>
+        <w:rPr>
+          <w:color w:val="000000" w:themeColor="text1"/>
+          <w:lang w:val="es-MX"/>
+        </w:rPr>
+        <w:t>init</w:t>
+      </w:r>
+      <w:proofErr w:type="spellEnd"/>
+      <w:r>
+        <w:rPr>
+          <w:color w:val="000000" w:themeColor="text1"/>
+          <w:lang w:val="es-MX"/>
+        </w:rPr>
+        <w:t xml:space="preserve"> -y</w:t>
+      </w:r>
+    </w:p>
+    <w:p>
+      <w:pPr>
+        <w:pStyle w:val="Prrafodelista"/>
+        <w:rPr>
+          <w:color w:val="000000" w:themeColor="text1"/>
+          <w:lang w:val="es-MX"/>
+        </w:rPr>
+      </w:pPr>
+      <w:proofErr w:type="spellStart"/>
+      <w:r>
+        <w:rPr>
+          <w:color w:val="000000" w:themeColor="text1"/>
+          <w:lang w:val="es-MX"/>
+        </w:rPr>
+        <w:t>npm</w:t>
+      </w:r>
+      <w:proofErr w:type="spellEnd"/>
+      <w:r>
+        <w:rPr>
+          <w:color w:val="000000" w:themeColor="text1"/>
+          <w:lang w:val="es-MX"/>
+        </w:rPr>
+        <w:t xml:space="preserve"> </w:t>
+      </w:r>
+      <w:proofErr w:type="spellStart"/>
+      <w:r>
+        <w:rPr>
+          <w:color w:val="000000" w:themeColor="text1"/>
+          <w:lang w:val="es-MX"/>
+        </w:rPr>
+        <w:t>install</w:t>
+      </w:r>
+      <w:proofErr w:type="spellEnd"/>
+      <w:r>
+        <w:rPr>
+          <w:color w:val="000000" w:themeColor="text1"/>
+          <w:lang w:val="es-MX"/>
+        </w:rPr>
+        <w:t xml:space="preserve"> </w:t>
+      </w:r>
+      <w:proofErr w:type="spellStart"/>
+      <w:r>
+        <w:rPr>
+          <w:color w:val="000000" w:themeColor="text1"/>
+          <w:lang w:val="es-MX"/>
+        </w:rPr>
+        <w:t>express</w:t>
+      </w:r>
+      <w:proofErr w:type="spellEnd"/>
+    </w:p>
+    <w:p>
+      <w:pPr>
+        <w:pStyle w:val="Prrafodelista"/>
+        <w:rPr>
+          <w:color w:val="000000" w:themeColor="text1"/>
+          <w:lang w:val="es-MX"/>
+        </w:rPr>
+      </w:pPr>
+      <w:proofErr w:type="spellStart"/>
+      <w:r>
+        <w:rPr>
+          <w:color w:val="000000" w:themeColor="text1"/>
+          <w:lang w:val="es-MX"/>
+        </w:rPr>
+        <w:t>npm</w:t>
+      </w:r>
+      <w:proofErr w:type="spellEnd"/>
+      <w:r>
+        <w:rPr>
+          <w:color w:val="000000" w:themeColor="text1"/>
+          <w:lang w:val="es-MX"/>
+        </w:rPr>
+        <w:t xml:space="preserve"> </w:t>
+      </w:r>
+      <w:proofErr w:type="spellStart"/>
+      <w:r>
+        <w:rPr>
+          <w:color w:val="000000" w:themeColor="text1"/>
+          <w:lang w:val="es-MX"/>
+        </w:rPr>
+        <w:t>install</w:t>
+      </w:r>
+      <w:proofErr w:type="spellEnd"/>
+      <w:r>
+        <w:rPr>
+          <w:color w:val="000000" w:themeColor="text1"/>
+          <w:lang w:val="es-MX"/>
+        </w:rPr>
+        <w:t xml:space="preserve"> --</w:t>
+      </w:r>
+      <w:proofErr w:type="spellStart"/>
+      <w:r>
+        <w:rPr>
+          <w:color w:val="000000" w:themeColor="text1"/>
+          <w:lang w:val="es-MX"/>
+        </w:rPr>
+        <w:t>save-dev</w:t>
+      </w:r>
+      <w:proofErr w:type="spellEnd"/>
+      <w:r>
+        <w:rPr>
+          <w:color w:val="000000" w:themeColor="text1"/>
+          <w:lang w:val="es-MX"/>
+        </w:rPr>
+        <w:t xml:space="preserve"> </w:t>
+      </w:r>
+      <w:proofErr w:type="spellStart"/>
+      <w:r>
+        <w:rPr>
+          <w:color w:val="000000" w:themeColor="text1"/>
+          <w:lang w:val="es-MX"/>
+        </w:rPr>
+        <w:t>nodemon</w:t>
+      </w:r>
+      <w:proofErr w:type="spellEnd"/>
+    </w:p>
+    <w:p>
+      <w:pPr>
+        <w:pStyle w:val="Prrafodelista"/>
+        <w:rPr>
+          <w:color w:val="00B0F0"/>
+          <w:lang w:val="es-MX"/>
+        </w:rPr>
+      </w:pPr>
+    </w:p>
+    <w:p>
+      <w:pPr>
+        <w:pStyle w:val="Prrafodelista"/>
+        <w:rPr>
+          <w:color w:val="00B0F0"/>
+          <w:lang w:val="es-MX"/>
+        </w:rPr>
+      </w:pPr>
+      <w:r>
+        <w:rPr>
+          <w:color w:val="00B0F0"/>
+          <w:lang w:val="es-MX"/>
+        </w:rPr>
+        <w:t xml:space="preserve">Estos sirven para crear el </w:t>
+      </w:r>
+      <w:proofErr w:type="spellStart"/>
+      <w:r>
+        <w:rPr>
+          <w:color w:val="00B0F0"/>
+          <w:lang w:val="es-MX"/>
+        </w:rPr>
+        <w:t>package.json</w:t>
+      </w:r>
+      <w:proofErr w:type="spellEnd"/>
+      <w:r>
+        <w:rPr>
+          <w:color w:val="00B0F0"/>
+          <w:lang w:val="es-MX"/>
+        </w:rPr>
+        <w:t xml:space="preserve">, instalar </w:t>
+      </w:r>
+      <w:proofErr w:type="spellStart"/>
+      <w:r>
+        <w:rPr>
+          <w:color w:val="00B0F0"/>
+          <w:lang w:val="es-MX"/>
+        </w:rPr>
+        <w:t>express</w:t>
+      </w:r>
+      <w:proofErr w:type="spellEnd"/>
+      <w:r>
+        <w:rPr>
+          <w:color w:val="00B0F0"/>
+          <w:lang w:val="es-MX"/>
+        </w:rPr>
+        <w:t xml:space="preserve">  e instalar </w:t>
+      </w:r>
+      <w:proofErr w:type="spellStart"/>
+      <w:r>
+        <w:rPr>
+          <w:color w:val="00B0F0"/>
+          <w:lang w:val="es-MX"/>
+        </w:rPr>
+        <w:t>nodemon</w:t>
+      </w:r>
+      <w:proofErr w:type="spellEnd"/>
+      <w:r>
+        <w:rPr>
+          <w:color w:val="00B0F0"/>
+          <w:lang w:val="es-MX"/>
+        </w:rPr>
+        <w:t>.</w:t>
+      </w:r>
+    </w:p>
+    <w:p>
+      <w:pPr>
+        <w:pStyle w:val="Prrafodelista"/>
+        <w:rPr>
+          <w:color w:val="00B0F0"/>
+          <w:lang w:val="es-MX"/>
+        </w:rPr>
+      </w:pPr>
+    </w:p>
+    <w:p>
+      <w:pPr>
+        <w:pStyle w:val="Prrafodelista"/>
+        <w:numPr>
+          <w:ilvl w:val="0"/>
+          <w:numId w:val="4"/>
+        </w:numPr>
+        <w:rPr>
+          <w:color w:val="00B0F0"/>
+          <w:lang w:val="es-MX"/>
+        </w:rPr>
+      </w:pPr>
+      <w:r>
+        <w:rPr>
+          <w:color w:val="00B0F0"/>
+          <w:lang w:val="es-MX"/>
+        </w:rPr>
+        <w:t xml:space="preserve">Crear un archivo </w:t>
+      </w:r>
+      <w:proofErr w:type="spellStart"/>
+      <w:r>
+        <w:rPr>
+          <w:color w:val="00B0F0"/>
+          <w:lang w:val="es-MX"/>
+        </w:rPr>
+        <w:t>js</w:t>
+      </w:r>
+      <w:proofErr w:type="spellEnd"/>
+      <w:r>
+        <w:rPr>
+          <w:color w:val="00B0F0"/>
+          <w:lang w:val="es-MX"/>
+        </w:rPr>
+        <w:t xml:space="preserve"> para que contenga el server:</w:t>
+      </w:r>
+    </w:p>
+    <w:p>
+      <w:pPr>
+        <w:pStyle w:val="Prrafodelista"/>
+        <w:rPr>
+          <w:color w:val="00B0F0"/>
+          <w:lang w:val="es-MX"/>
+        </w:rPr>
+      </w:pPr>
+    </w:p>
+    <w:p>
+      <w:pPr>
+        <w:pStyle w:val="Prrafodelista"/>
+        <w:rPr>
+          <w:lang w:val="es-MX"/>
+        </w:rPr>
+      </w:pPr>
+      <w:proofErr w:type="spellStart"/>
+      <w:r>
+        <w:rPr>
+          <w:color w:val="000000" w:themeColor="text1"/>
+          <w:lang w:val="es-MX"/>
+        </w:rPr>
+        <w:t>const</w:t>
+      </w:r>
+      <w:proofErr w:type="spellEnd"/>
+      <w:r>
+        <w:rPr>
+          <w:color w:val="000000" w:themeColor="text1"/>
+          <w:lang w:val="es-MX"/>
+        </w:rPr>
+        <w:t xml:space="preserve"> </w:t>
+      </w:r>
+      <w:proofErr w:type="spellStart"/>
+      <w:r>
+        <w:rPr>
+          <w:color w:val="000000" w:themeColor="text1"/>
+          <w:lang w:val="es-MX"/>
+        </w:rPr>
+        <w:t>express</w:t>
+      </w:r>
+      <w:proofErr w:type="spellEnd"/>
+      <w:r>
+        <w:rPr>
+          <w:color w:val="000000" w:themeColor="text1"/>
+          <w:lang w:val="es-MX"/>
+        </w:rPr>
+        <w:t xml:space="preserve"> = </w:t>
+      </w:r>
+      <w:proofErr w:type="spellStart"/>
+      <w:r>
+        <w:rPr>
+          <w:color w:val="000000" w:themeColor="text1"/>
+          <w:lang w:val="es-MX"/>
+        </w:rPr>
+        <w:t>require</w:t>
+      </w:r>
+      <w:proofErr w:type="spellEnd"/>
+      <w:r>
+        <w:rPr>
+          <w:color w:val="000000" w:themeColor="text1"/>
+          <w:lang w:val="es-MX"/>
+        </w:rPr>
+        <w:t>('</w:t>
+      </w:r>
+      <w:proofErr w:type="spellStart"/>
+      <w:r>
+        <w:rPr>
+          <w:color w:val="000000" w:themeColor="text1"/>
+          <w:lang w:val="es-MX"/>
+        </w:rPr>
+        <w:t>express</w:t>
+      </w:r>
+      <w:proofErr w:type="spellEnd"/>
+      <w:r>
+        <w:rPr>
+          <w:color w:val="000000" w:themeColor="text1"/>
+          <w:lang w:val="es-MX"/>
+        </w:rPr>
+        <w:t>');</w:t>
+      </w:r>
+      <w:r>
+        <w:rPr>
+          <w:lang w:val="es-MX"/>
+        </w:rPr>
+        <w:t xml:space="preserve"> </w:t>
+      </w:r>
+      <w:r>
+        <w:rPr>
+          <w:color w:val="FF0000"/>
+          <w:lang w:val="es-MX"/>
+        </w:rPr>
+        <w:t xml:space="preserve">// </w:t>
+      </w:r>
+      <w:r>
+        <w:rPr>
+          <w:color w:val="FF0000"/>
+        </w:rPr>
+        <w:t>Importa Express.</w:t>
+      </w:r>
+    </w:p>
+    <w:p>
+      <w:pPr>
+        <w:pStyle w:val="Prrafodelista"/>
+        <w:rPr>
+          <w:lang w:val="es-MX"/>
+        </w:rPr>
+      </w:pPr>
+    </w:p>
+    <w:p>
+      <w:pPr>
+        <w:pStyle w:val="Prrafodelista"/>
+        <w:rPr>
+          <w:lang w:val="es-MX"/>
+        </w:rPr>
+      </w:pPr>
+      <w:proofErr w:type="spellStart"/>
+      <w:r>
+        <w:rPr>
+          <w:color w:val="000000" w:themeColor="text1"/>
+          <w:lang w:val="es-MX"/>
+        </w:rPr>
+        <w:t>const</w:t>
+      </w:r>
+      <w:proofErr w:type="spellEnd"/>
+      <w:r>
+        <w:rPr>
+          <w:color w:val="000000" w:themeColor="text1"/>
+          <w:lang w:val="es-MX"/>
+        </w:rPr>
+        <w:t xml:space="preserve"> </w:t>
+      </w:r>
+      <w:proofErr w:type="spellStart"/>
+      <w:r>
+        <w:rPr>
+          <w:color w:val="000000" w:themeColor="text1"/>
+          <w:lang w:val="es-MX"/>
+        </w:rPr>
+        <w:t>app</w:t>
+      </w:r>
+      <w:proofErr w:type="spellEnd"/>
+      <w:r>
+        <w:rPr>
+          <w:color w:val="000000" w:themeColor="text1"/>
+          <w:lang w:val="es-MX"/>
+        </w:rPr>
+        <w:t xml:space="preserve"> = </w:t>
+      </w:r>
+      <w:proofErr w:type="spellStart"/>
+      <w:r>
+        <w:rPr>
+          <w:color w:val="000000" w:themeColor="text1"/>
+          <w:lang w:val="es-MX"/>
+        </w:rPr>
+        <w:t>express</w:t>
+      </w:r>
+      <w:proofErr w:type="spellEnd"/>
+      <w:r>
+        <w:rPr>
+          <w:color w:val="000000" w:themeColor="text1"/>
+          <w:lang w:val="es-MX"/>
+        </w:rPr>
+        <w:t>();</w:t>
+      </w:r>
+      <w:r>
+        <w:rPr>
+          <w:lang w:val="es-MX"/>
+        </w:rPr>
+        <w:t xml:space="preserve"> </w:t>
+      </w:r>
+      <w:r>
+        <w:rPr>
+          <w:color w:val="FF0000"/>
+          <w:lang w:val="es-MX"/>
+        </w:rPr>
+        <w:t xml:space="preserve">// </w:t>
+      </w:r>
+      <w:r>
+        <w:rPr>
+          <w:color w:val="FF0000"/>
+        </w:rPr>
+        <w:t>Crea la aplicación del servidor.</w:t>
+      </w:r>
+    </w:p>
+    <w:p>
+      <w:pPr>
+        <w:pStyle w:val="Prrafodelista"/>
+        <w:rPr>
+          <w:lang w:val="es-MX"/>
+        </w:rPr>
+      </w:pPr>
+    </w:p>
+    <w:p>
+      <w:pPr>
+        <w:pStyle w:val="Prrafodelista"/>
+        <w:rPr>
+          <w:lang w:val="es-MX"/>
+        </w:rPr>
+      </w:pPr>
+      <w:r>
+        <w:rPr>
+          <w:color w:val="000000" w:themeColor="text1"/>
+          <w:lang w:val="es-MX"/>
+        </w:rPr>
+        <w:t>app.get('/', (</w:t>
+      </w:r>
+      <w:proofErr w:type="spellStart"/>
+      <w:r>
+        <w:rPr>
+          <w:color w:val="000000" w:themeColor="text1"/>
+          <w:lang w:val="es-MX"/>
+        </w:rPr>
+        <w:t>req</w:t>
+      </w:r>
+      <w:proofErr w:type="spellEnd"/>
+      <w:r>
+        <w:rPr>
+          <w:color w:val="000000" w:themeColor="text1"/>
+          <w:lang w:val="es-MX"/>
+        </w:rPr>
+        <w:t>, res) =&gt; {</w:t>
+      </w:r>
+      <w:r>
+        <w:rPr>
+          <w:lang w:val="es-MX"/>
+        </w:rPr>
+        <w:t xml:space="preserve"> </w:t>
+      </w:r>
+      <w:r>
+        <w:rPr>
+          <w:color w:val="FF0000"/>
+          <w:lang w:val="es-MX"/>
+        </w:rPr>
+        <w:t>//</w:t>
+      </w:r>
+      <w:r>
+        <w:rPr>
+          <w:color w:val="FF0000"/>
+        </w:rPr>
+        <w:t xml:space="preserve">Define qué hacer cuando llega una solicitud GET a la ruta </w:t>
+      </w:r>
+      <w:r>
+        <w:rPr>
+          <w:rStyle w:val="CdigoHTML"/>
+          <w:rFonts w:eastAsiaTheme="minorHAnsi"/>
+          <w:color w:val="FF0000"/>
+        </w:rPr>
+        <w:t>/</w:t>
+      </w:r>
+      <w:r>
+        <w:rPr>
+          <w:color w:val="FF0000"/>
+        </w:rPr>
+        <w:t>.</w:t>
+      </w:r>
+    </w:p>
+    <w:p>
+      <w:pPr>
+        <w:pStyle w:val="Prrafodelista"/>
+        <w:rPr>
+          <w:color w:val="000000" w:themeColor="text1"/>
+          <w:lang w:val="es-MX"/>
+        </w:rPr>
+      </w:pPr>
+      <w:r>
+        <w:rPr>
+          <w:lang w:val="es-MX"/>
+        </w:rPr>
+        <w:t xml:space="preserve"> </w:t>
+      </w:r>
+      <w:r>
+        <w:rPr>
+          <w:color w:val="000000" w:themeColor="text1"/>
+          <w:lang w:val="es-MX"/>
+        </w:rPr>
+        <w:t xml:space="preserve">   </w:t>
+      </w:r>
+      <w:proofErr w:type="spellStart"/>
+      <w:r>
+        <w:rPr>
+          <w:color w:val="000000" w:themeColor="text1"/>
+          <w:lang w:val="es-MX"/>
+        </w:rPr>
+        <w:t>res.send</w:t>
+      </w:r>
+      <w:proofErr w:type="spellEnd"/>
+      <w:r>
+        <w:rPr>
+          <w:color w:val="000000" w:themeColor="text1"/>
+          <w:lang w:val="es-MX"/>
+        </w:rPr>
+        <w:t xml:space="preserve">('¡Hola! Mi servidor funciona.'); </w:t>
+      </w:r>
+    </w:p>
+    <w:p>
+      <w:pPr>
+        <w:pStyle w:val="Prrafodelista"/>
+        <w:rPr>
+          <w:color w:val="000000" w:themeColor="text1"/>
+          <w:lang w:val="es-MX"/>
+        </w:rPr>
+      </w:pPr>
+      <w:r>
+        <w:rPr>
+          <w:color w:val="000000" w:themeColor="text1"/>
+          <w:lang w:val="es-MX"/>
+        </w:rPr>
+        <w:t>});</w:t>
+      </w:r>
+    </w:p>
+    <w:p>
+      <w:pPr>
+        <w:pStyle w:val="Prrafodelista"/>
+        <w:rPr>
+          <w:color w:val="FF0000"/>
+          <w:lang w:val="es-MX"/>
+        </w:rPr>
+      </w:pPr>
+      <w:r>
+        <w:rPr>
+          <w:color w:val="FF0000"/>
+          <w:lang w:val="es-MX"/>
+        </w:rPr>
+        <w:lastRenderedPageBreak/>
+        <w:t>//</w:t>
+      </w:r>
+      <w:proofErr w:type="spellStart"/>
+      <w:r>
+        <w:rPr>
+          <w:color w:val="FF0000"/>
+          <w:lang w:val="es-MX"/>
+        </w:rPr>
+        <w:t>req</w:t>
+      </w:r>
+      <w:proofErr w:type="spellEnd"/>
+      <w:r>
+        <w:rPr>
+          <w:color w:val="FF0000"/>
+          <w:lang w:val="es-MX"/>
+        </w:rPr>
+        <w:t xml:space="preserve">= </w:t>
+      </w:r>
+      <w:r>
+        <w:rPr>
+          <w:color w:val="FF0000"/>
+        </w:rPr>
+        <w:t>Representa la solicitud recibida.</w:t>
+      </w:r>
+    </w:p>
+    <w:p>
+      <w:pPr>
+        <w:pStyle w:val="Prrafodelista"/>
+        <w:rPr>
+          <w:color w:val="FF0000"/>
+          <w:lang w:val="es-MX"/>
+        </w:rPr>
+      </w:pPr>
+      <w:r>
+        <w:rPr>
+          <w:color w:val="FF0000"/>
+          <w:lang w:val="es-MX"/>
+        </w:rPr>
+        <w:t>//res=</w:t>
+      </w:r>
+      <w:r>
+        <w:rPr>
+          <w:color w:val="FF0000"/>
+        </w:rPr>
+        <w:t>Permite enviar la respuesta.</w:t>
+      </w:r>
+    </w:p>
+    <w:p>
+      <w:pPr>
+        <w:pStyle w:val="Prrafodelista"/>
+        <w:rPr>
+          <w:color w:val="FF0000"/>
+        </w:rPr>
+      </w:pPr>
+      <w:r>
+        <w:rPr>
+          <w:color w:val="FF0000"/>
+          <w:lang w:val="es-MX"/>
+        </w:rPr>
+        <w:t xml:space="preserve">// </w:t>
+      </w:r>
+      <w:proofErr w:type="spellStart"/>
+      <w:r>
+        <w:rPr>
+          <w:color w:val="FF0000"/>
+          <w:lang w:val="es-MX"/>
+        </w:rPr>
+        <w:t>res.send</w:t>
+      </w:r>
+      <w:proofErr w:type="spellEnd"/>
+      <w:r>
+        <w:rPr>
+          <w:color w:val="FF0000"/>
+          <w:lang w:val="es-MX"/>
+        </w:rPr>
+        <w:t>=</w:t>
+      </w:r>
+      <w:r>
+        <w:rPr>
+          <w:color w:val="FF0000"/>
+        </w:rPr>
+        <w:t>Envía el mensaje al cliente.</w:t>
+      </w:r>
+    </w:p>
+    <w:p>
+      <w:pPr>
+        <w:pStyle w:val="Prrafodelista"/>
+        <w:rPr>
+          <w:lang w:val="es-MX"/>
+        </w:rPr>
+      </w:pPr>
+    </w:p>
+    <w:p>
+      <w:pPr>
+        <w:pStyle w:val="Prrafodelista"/>
+        <w:rPr>
+          <w:lang w:val="es-MX"/>
+        </w:rPr>
+      </w:pPr>
+      <w:proofErr w:type="spellStart"/>
+      <w:r>
+        <w:rPr>
+          <w:color w:val="000000" w:themeColor="text1"/>
+          <w:lang w:val="es-MX"/>
+        </w:rPr>
+        <w:t>app.listen</w:t>
+      </w:r>
+      <w:proofErr w:type="spellEnd"/>
+      <w:r>
+        <w:rPr>
+          <w:color w:val="000000" w:themeColor="text1"/>
+          <w:lang w:val="es-MX"/>
+        </w:rPr>
+        <w:t>(3000, () =&gt; {</w:t>
+      </w:r>
+      <w:r>
+        <w:rPr>
+          <w:lang w:val="es-MX"/>
+        </w:rPr>
+        <w:t xml:space="preserve"> </w:t>
+      </w:r>
+      <w:r>
+        <w:rPr>
+          <w:color w:val="FF0000"/>
+          <w:lang w:val="es-MX"/>
+        </w:rPr>
+        <w:t>//</w:t>
+      </w:r>
+      <w:r>
+        <w:rPr>
+          <w:color w:val="FF0000"/>
+        </w:rPr>
+        <w:t>Hace que el servidor escuche en el puerto 3000.</w:t>
+      </w:r>
+    </w:p>
+    <w:p>
+      <w:pPr>
+        <w:pStyle w:val="Prrafodelista"/>
+        <w:rPr>
+          <w:color w:val="000000" w:themeColor="text1"/>
+          <w:lang w:val="es-MX"/>
+        </w:rPr>
+      </w:pPr>
+      <w:r>
+        <w:rPr>
+          <w:color w:val="00B0F0"/>
+          <w:lang w:val="es-MX"/>
+        </w:rPr>
+        <w:t xml:space="preserve">   </w:t>
+      </w:r>
+      <w:r>
+        <w:rPr>
+          <w:color w:val="000000" w:themeColor="text1"/>
+          <w:lang w:val="es-MX"/>
+        </w:rPr>
+        <w:t xml:space="preserve"> console.log('Servidor escuchando en el puerto 3000');</w:t>
+      </w:r>
+    </w:p>
+    <w:p>
+      <w:pPr>
+        <w:pStyle w:val="Prrafodelista"/>
+        <w:rPr>
+          <w:color w:val="000000" w:themeColor="text1"/>
+          <w:lang w:val="es-MX"/>
+        </w:rPr>
+      </w:pPr>
+      <w:r>
+        <w:rPr>
+          <w:color w:val="000000" w:themeColor="text1"/>
+          <w:lang w:val="es-MX"/>
+        </w:rPr>
+        <w:t>});</w:t>
+      </w:r>
+    </w:p>
+    <w:p>
+      <w:pPr>
+        <w:pStyle w:val="Prrafodelista"/>
+        <w:rPr>
+          <w:color w:val="000000" w:themeColor="text1"/>
+          <w:lang w:val="es-MX"/>
+        </w:rPr>
+      </w:pPr>
+      <w:r>
+        <w:rPr>
+          <w:color w:val="000000" w:themeColor="text1"/>
+          <w:lang w:val="es-MX"/>
+        </w:rPr>
+        <w:t xml:space="preserve"> </w:t>
+      </w:r>
+    </w:p>
+    <w:p>
+      <w:pPr>
+        <w:pStyle w:val="Prrafodelista"/>
+        <w:numPr>
+          <w:ilvl w:val="0"/>
+          <w:numId w:val="4"/>
+        </w:numPr>
+        <w:rPr>
+          <w:color w:val="00B0F0"/>
+          <w:lang w:val="es-MX"/>
+        </w:rPr>
+      </w:pPr>
+      <w:r>
+        <w:rPr>
+          <w:color w:val="00B0F0"/>
+          <w:lang w:val="es-MX"/>
+        </w:rPr>
+        <w:t xml:space="preserve">Ahora es la hora de ejecutar el archivo el server en la </w:t>
+      </w:r>
+      <w:proofErr w:type="spellStart"/>
+      <w:r>
+        <w:rPr>
+          <w:color w:val="00B0F0"/>
+          <w:lang w:val="es-MX"/>
+        </w:rPr>
+        <w:t>teminal</w:t>
+      </w:r>
+      <w:proofErr w:type="spellEnd"/>
+      <w:r>
+        <w:rPr>
+          <w:color w:val="00B0F0"/>
+          <w:lang w:val="es-MX"/>
+        </w:rPr>
+        <w:t>:</w:t>
+      </w:r>
+    </w:p>
+    <w:p>
+      <w:pPr>
+        <w:pStyle w:val="Prrafodelista"/>
+        <w:rPr>
+          <w:color w:val="000000" w:themeColor="text1"/>
+          <w:lang w:val="es-MX"/>
+        </w:rPr>
+      </w:pPr>
+      <w:proofErr w:type="spellStart"/>
+      <w:r>
+        <w:rPr>
+          <w:color w:val="000000" w:themeColor="text1"/>
+          <w:lang w:val="es-MX"/>
+        </w:rPr>
+        <w:t>node</w:t>
+      </w:r>
+      <w:proofErr w:type="spellEnd"/>
+      <w:r>
+        <w:rPr>
+          <w:color w:val="000000" w:themeColor="text1"/>
+          <w:lang w:val="es-MX"/>
+        </w:rPr>
+        <w:t xml:space="preserve"> server.js </w:t>
+      </w:r>
+      <w:r>
+        <w:rPr>
+          <w:color w:val="FF0000"/>
+          <w:lang w:val="es-MX"/>
+        </w:rPr>
+        <w:t xml:space="preserve">// </w:t>
+      </w:r>
+      <w:proofErr w:type="spellStart"/>
+      <w:r>
+        <w:rPr>
+          <w:color w:val="FF0000"/>
+          <w:lang w:val="es-MX"/>
+        </w:rPr>
+        <w:t>Asi</w:t>
+      </w:r>
+      <w:proofErr w:type="spellEnd"/>
+      <w:r>
+        <w:rPr>
+          <w:color w:val="FF0000"/>
+          <w:lang w:val="es-MX"/>
+        </w:rPr>
+        <w:t xml:space="preserve"> se debe de ejecutar y levantar el servidor. El nombre del archivo puede ser cualquiera.</w:t>
+      </w:r>
+      <w:r>
+        <w:rPr>
+          <w:color w:val="000000" w:themeColor="text1"/>
+          <w:lang w:val="es-MX"/>
+        </w:rPr>
+        <w:t xml:space="preserve"> </w:t>
+      </w:r>
+    </w:p>
+    <w:p>
+      <w:pPr>
+        <w:pStyle w:val="Prrafodelista"/>
+        <w:rPr>
+          <w:color w:val="000000" w:themeColor="text1"/>
+          <w:lang w:val="es-MX"/>
+        </w:rPr>
+      </w:pPr>
+    </w:p>
+    <w:p>
+      <w:pPr>
+        <w:pStyle w:val="Prrafodelista"/>
+        <w:rPr>
+          <w:color w:val="000000" w:themeColor="text1"/>
+        </w:rPr>
+      </w:pPr>
+      <w:proofErr w:type="spellStart"/>
+      <w:r>
+        <w:rPr>
+          <w:color w:val="000000" w:themeColor="text1"/>
+        </w:rPr>
+        <w:t>npx</w:t>
+      </w:r>
+      <w:proofErr w:type="spellEnd"/>
+      <w:r>
+        <w:rPr>
+          <w:color w:val="000000" w:themeColor="text1"/>
+        </w:rPr>
+        <w:t xml:space="preserve"> </w:t>
+      </w:r>
+      <w:proofErr w:type="spellStart"/>
+      <w:r>
+        <w:rPr>
+          <w:color w:val="000000" w:themeColor="text1"/>
+        </w:rPr>
+        <w:t>nodemon</w:t>
+      </w:r>
+      <w:proofErr w:type="spellEnd"/>
+      <w:r>
+        <w:rPr>
+          <w:color w:val="000000" w:themeColor="text1"/>
+        </w:rPr>
+        <w:t xml:space="preserve"> server.js </w:t>
+      </w:r>
+      <w:r>
+        <w:rPr>
+          <w:color w:val="FF0000"/>
+        </w:rPr>
+        <w:t xml:space="preserve">// </w:t>
+      </w:r>
+      <w:proofErr w:type="spellStart"/>
+      <w:r>
+        <w:rPr>
+          <w:color w:val="FF0000"/>
+        </w:rPr>
+        <w:t>Tambien</w:t>
+      </w:r>
+      <w:proofErr w:type="spellEnd"/>
+      <w:r>
+        <w:rPr>
+          <w:color w:val="FF0000"/>
+        </w:rPr>
+        <w:t xml:space="preserve"> de esta manera se puede levantar el servido, en este caso con </w:t>
+      </w:r>
+      <w:proofErr w:type="spellStart"/>
+      <w:r>
+        <w:rPr>
+          <w:color w:val="FF0000"/>
+        </w:rPr>
+        <w:t>nodemon</w:t>
+      </w:r>
+      <w:proofErr w:type="spellEnd"/>
+      <w:r>
+        <w:rPr>
+          <w:color w:val="FF0000"/>
+        </w:rPr>
+        <w:t>.</w:t>
+      </w:r>
+    </w:p>
+    <w:p>
+      <w:pPr>
+        <w:pStyle w:val="Prrafodelista"/>
+        <w:rPr>
+          <w:color w:val="000000" w:themeColor="text1"/>
+        </w:rPr>
+      </w:pPr>
+    </w:p>
+    <w:p>
+      <w:pPr>
+        <w:pStyle w:val="Prrafodelista"/>
+        <w:numPr>
+          <w:ilvl w:val="0"/>
+          <w:numId w:val="4"/>
+        </w:numPr>
+        <w:rPr>
+          <w:color w:val="00B0F0"/>
+        </w:rPr>
+      </w:pPr>
+      <w:r>
+        <w:rPr>
+          <w:color w:val="00B0F0"/>
+        </w:rPr>
+        <w:t xml:space="preserve">Una vez que marque todo verde en la terminal, se debe ir al navegador y colocar el </w:t>
+      </w:r>
+      <w:proofErr w:type="spellStart"/>
+      <w:r>
+        <w:rPr>
+          <w:color w:val="00B0F0"/>
+        </w:rPr>
+        <w:t>localhost</w:t>
+      </w:r>
+      <w:proofErr w:type="spellEnd"/>
+      <w:r>
+        <w:rPr>
+          <w:color w:val="00B0F0"/>
+        </w:rPr>
+        <w:t xml:space="preserve">, en este caso: </w:t>
+      </w:r>
+      <w:hyperlink r:id="rId7" w:history="1">
+        <w:r>
+          <w:rPr>
+            <w:rStyle w:val="Hipervnculo"/>
+            <w:color w:val="00B0F0"/>
+          </w:rPr>
+          <w:t>http://localhost:3000</w:t>
+        </w:r>
+      </w:hyperlink>
+    </w:p>
+    <w:p>
+      <w:pPr>
+        <w:rPr>
+          <w:lang w:val="es-MX"/>
+        </w:rPr>
+      </w:pPr>
+    </w:p>
+    <w:p>
+      <w:pPr>
+        <w:rPr>
+          <w:lang w:val="es-MX"/>
+        </w:rPr>
+      </w:pPr>
     </w:p>
     <w:sectPr>
       <w:pgSz w:w="11906" w:h="16838"/>
@@ -4135,6 +5054,116 @@
 <file path=word/numbering.xml><?xml version="1.0" encoding="utf-8"?>
 <w:numbering xmlns:ve="http://schemas.openxmlformats.org/markup-compatibility/2006" xmlns:o="urn:schemas-microsoft-com:office:office" xmlns:r="http://schemas.openxmlformats.org/officeDocument/2006/relationships" xmlns:m="http://schemas.openxmlformats.org/officeDocument/2006/math" xmlns:v="urn:schemas-microsoft-com:vml" xmlns:wp="http://schemas.openxmlformats.org/drawingml/2006/wordprocessingDrawing" xmlns:w10="urn:schemas-microsoft-com:office:word" xmlns:w="http://schemas.openxmlformats.org/wordprocessingml/2006/main" xmlns:wne="http://schemas.microsoft.com/office/word/2006/wordml">
   <w:abstractNum w:abstractNumId="0">
+    <w:nsid w:val="1F4C5830"/>
+    <w:multiLevelType w:val="hybridMultilevel"/>
+    <w:tmpl w:val="B1047BAA"/>
+    <w:lvl w:ilvl="0" w:tplc="0C0A000F">
+      <w:start w:val="1"/>
+      <w:numFmt w:val="decimal"/>
+      <w:lvlText w:val="%1."/>
+      <w:lvlJc w:val="left"/>
+      <w:pPr>
+        <w:ind w:left="720" w:hanging="360"/>
+      </w:pPr>
+    </w:lvl>
+    <w:lvl w:ilvl="1" w:tplc="0C0A0019">
+      <w:start w:val="1"/>
+      <w:numFmt w:val="decimal"/>
+      <w:lvlText w:val="%2."/>
+      <w:lvlJc w:val="left"/>
+      <w:pPr>
+        <w:tabs>
+          <w:tab w:val="num" w:pos="1440"/>
+        </w:tabs>
+        <w:ind w:left="1440" w:hanging="360"/>
+      </w:pPr>
+    </w:lvl>
+    <w:lvl w:ilvl="2" w:tplc="0C0A001B">
+      <w:start w:val="1"/>
+      <w:numFmt w:val="decimal"/>
+      <w:lvlText w:val="%3."/>
+      <w:lvlJc w:val="left"/>
+      <w:pPr>
+        <w:tabs>
+          <w:tab w:val="num" w:pos="2160"/>
+        </w:tabs>
+        <w:ind w:left="2160" w:hanging="360"/>
+      </w:pPr>
+    </w:lvl>
+    <w:lvl w:ilvl="3" w:tplc="0C0A000F">
+      <w:start w:val="1"/>
+      <w:numFmt w:val="decimal"/>
+      <w:lvlText w:val="%4."/>
+      <w:lvlJc w:val="left"/>
+      <w:pPr>
+        <w:tabs>
+          <w:tab w:val="num" w:pos="2880"/>
+        </w:tabs>
+        <w:ind w:left="2880" w:hanging="360"/>
+      </w:pPr>
+    </w:lvl>
+    <w:lvl w:ilvl="4" w:tplc="0C0A0019">
+      <w:start w:val="1"/>
+      <w:numFmt w:val="decimal"/>
+      <w:lvlText w:val="%5."/>
+      <w:lvlJc w:val="left"/>
+      <w:pPr>
+        <w:tabs>
+          <w:tab w:val="num" w:pos="3600"/>
+        </w:tabs>
+        <w:ind w:left="3600" w:hanging="360"/>
+      </w:pPr>
+    </w:lvl>
+    <w:lvl w:ilvl="5" w:tplc="0C0A001B">
+      <w:start w:val="1"/>
+      <w:numFmt w:val="decimal"/>
+      <w:lvlText w:val="%6."/>
+      <w:lvlJc w:val="left"/>
+      <w:pPr>
+        <w:tabs>
+          <w:tab w:val="num" w:pos="4320"/>
+        </w:tabs>
+        <w:ind w:left="4320" w:hanging="360"/>
+      </w:pPr>
+    </w:lvl>
+    <w:lvl w:ilvl="6" w:tplc="0C0A000F">
+      <w:start w:val="1"/>
+      <w:numFmt w:val="decimal"/>
+      <w:lvlText w:val="%7."/>
+      <w:lvlJc w:val="left"/>
+      <w:pPr>
+        <w:tabs>
+          <w:tab w:val="num" w:pos="5040"/>
+        </w:tabs>
+        <w:ind w:left="5040" w:hanging="360"/>
+      </w:pPr>
+    </w:lvl>
+    <w:lvl w:ilvl="7" w:tplc="0C0A0019">
+      <w:start w:val="1"/>
+      <w:numFmt w:val="decimal"/>
+      <w:lvlText w:val="%8."/>
+      <w:lvlJc w:val="left"/>
+      <w:pPr>
+        <w:tabs>
+          <w:tab w:val="num" w:pos="5760"/>
+        </w:tabs>
+        <w:ind w:left="5760" w:hanging="360"/>
+      </w:pPr>
+    </w:lvl>
+    <w:lvl w:ilvl="8" w:tplc="0C0A001B">
+      <w:start w:val="1"/>
+      <w:numFmt w:val="decimal"/>
+      <w:lvlText w:val="%9."/>
+      <w:lvlJc w:val="left"/>
+      <w:pPr>
+        <w:tabs>
+          <w:tab w:val="num" w:pos="6480"/>
+        </w:tabs>
+        <w:ind w:left="6480" w:hanging="360"/>
+      </w:pPr>
+    </w:lvl>
+  </w:abstractNum>
+  <w:abstractNum w:abstractNumId="1">
     <w:nsid w:val="2D7A5C78"/>
     <w:multiLevelType w:val="multilevel"/>
     <w:tmpl w:val="135E6A0C"/>
@@ -4247,7 +5276,7 @@
       </w:pPr>
     </w:lvl>
   </w:abstractNum>
-  <w:abstractNum w:abstractNumId="1">
+  <w:abstractNum w:abstractNumId="2">
     <w:nsid w:val="47BF2458"/>
     <w:multiLevelType w:val="multilevel"/>
     <w:tmpl w:val="DC24C934"/>
@@ -4364,7 +5393,7 @@
       </w:pPr>
     </w:lvl>
   </w:abstractNum>
-  <w:abstractNum w:abstractNumId="2">
+  <w:abstractNum w:abstractNumId="3">
     <w:nsid w:val="6A047764"/>
     <w:multiLevelType w:val="multilevel"/>
     <w:tmpl w:val="F5C87EEC"/>
@@ -4478,13 +5507,43 @@
     </w:lvl>
   </w:abstractNum>
   <w:num w:numId="1">
-    <w:abstractNumId w:val="0"/>
+    <w:abstractNumId w:val="1"/>
   </w:num>
   <w:num w:numId="2">
+    <w:abstractNumId w:val="3"/>
+  </w:num>
+  <w:num w:numId="3">
     <w:abstractNumId w:val="2"/>
   </w:num>
-  <w:num w:numId="3">
-    <w:abstractNumId w:val="1"/>
+  <w:num w:numId="4">
+    <w:abstractNumId w:val="0"/>
+    <w:lvlOverride w:ilvl="0">
+      <w:startOverride w:val="1"/>
+    </w:lvlOverride>
+    <w:lvlOverride w:ilvl="1">
+      <w:startOverride w:val="1"/>
+    </w:lvlOverride>
+    <w:lvlOverride w:ilvl="2">
+      <w:startOverride w:val="1"/>
+    </w:lvlOverride>
+    <w:lvlOverride w:ilvl="3">
+      <w:startOverride w:val="1"/>
+    </w:lvlOverride>
+    <w:lvlOverride w:ilvl="4">
+      <w:startOverride w:val="1"/>
+    </w:lvlOverride>
+    <w:lvlOverride w:ilvl="5">
+      <w:startOverride w:val="1"/>
+    </w:lvlOverride>
+    <w:lvlOverride w:ilvl="6">
+      <w:startOverride w:val="1"/>
+    </w:lvlOverride>
+    <w:lvlOverride w:ilvl="7">
+      <w:startOverride w:val="1"/>
+    </w:lvlOverride>
+    <w:lvlOverride w:ilvl="8">
+      <w:startOverride w:val="1"/>
+    </w:lvlOverride>
   </w:num>
 </w:numbering>
 </file>
@@ -4829,6 +5888,17 @@
     <w:basedOn w:val="Fuentedeprrafopredeter"/>
     <w:rsid w:val="002326AE"/>
   </w:style>
+  <w:style w:type="paragraph" w:styleId="Prrafodelista">
+    <w:name w:val="List Paragraph"/>
+    <w:basedOn w:val="Normal"/>
+    <w:uiPriority w:val="34"/>
+    <w:qFormat/>
+    <w:rsid w:val="00472476"/>
+    <w:pPr>
+      <w:ind w:left="720"/>
+      <w:contextualSpacing/>
+    </w:pPr>
+  </w:style>
 </w:styles>
 </file>
 
